--- a/submission/Term_Extension_Optimisation_Report.docx
+++ b/submission/Term_Extension_Optimisation_Report.docx
@@ -155,7 +155,7 @@
         <w:rPr>
           <w:sz w:val="22"/>
         </w:rPr>
-        <w:t>23,740 extensions granted · $654,196 net profit · 45/45 tests passing</w:t>
+        <w:t>22,887 extensions granted · $600,888 net profit · 45/45 tests passing</w:t>
       </w:r>
     </w:p>
     <w:p/>
@@ -600,7 +600,7 @@
               <w:rPr>
                 <w:sz w:val="20"/>
               </w:rPr>
-              <w:t>22,871  (76.2% overall · 91.2% of eligible)</w:t>
+              <w:t>22,887  (76.3% overall · 91.3% of eligible)</w:t>
             </w:r>
           </w:p>
         </w:tc>
@@ -636,7 +636,7 @@
               <w:rPr>
                 <w:sz w:val="20"/>
               </w:rPr>
-              <w:t>$59,917,453</w:t>
+              <w:t>$59,980,315</w:t>
             </w:r>
           </w:p>
         </w:tc>
@@ -672,7 +672,7 @@
               <w:rPr>
                 <w:sz w:val="20"/>
               </w:rPr>
-              <w:t>$898,713</w:t>
+              <w:t>$899,373</w:t>
             </w:r>
           </w:p>
         </w:tc>
@@ -708,7 +708,7 @@
               <w:rPr>
                 <w:sz w:val="20"/>
               </w:rPr>
-              <w:t>$297,513</w:t>
+              <w:t>$298,485</w:t>
             </w:r>
           </w:p>
         </w:tc>
@@ -744,7 +744,7 @@
               <w:rPr>
                 <w:sz w:val="20"/>
               </w:rPr>
-              <w:t>$601,200</w:t>
+              <w:t>$600,888</w:t>
             </w:r>
           </w:p>
         </w:tc>
@@ -852,7 +852,7 @@
               <w:rPr>
                 <w:sz w:val="20"/>
               </w:rPr>
-              <w:t>68.6 days</w:t>
+              <w:t>68.5 days</w:t>
             </w:r>
           </w:p>
         </w:tc>
@@ -2158,7 +2158,7 @@
               <w:rPr>
                 <w:sz w:val="20"/>
               </w:rPr>
-              <w:t>5,352</w:t>
+              <w:t>5,328</w:t>
             </w:r>
           </w:p>
         </w:tc>
@@ -2192,7 +2192,7 @@
               <w:rPr>
                 <w:sz w:val="20"/>
               </w:rPr>
-              <w:t>5,352</w:t>
+              <w:t>5,328</w:t>
             </w:r>
           </w:p>
         </w:tc>
@@ -2823,7 +2823,7 @@
       <w:r>
         <w:drawing>
           <wp:inline xmlns:a="http://schemas.openxmlformats.org/drawingml/2006/main" xmlns:pic="http://schemas.openxmlformats.org/drawingml/2006/picture">
-            <wp:extent cx="5303520" cy="1719939"/>
+            <wp:extent cx="5303520" cy="1751457"/>
             <wp:docPr id="1" name="Picture 1"/>
             <wp:cNvGraphicFramePr>
               <a:graphicFrameLocks noChangeAspect="1"/>
@@ -2844,7 +2844,7 @@
                   <pic:spPr>
                     <a:xfrm>
                       <a:off x="0" y="0"/>
-                      <a:ext cx="5303520" cy="1719939"/>
+                      <a:ext cx="5303520" cy="1751457"/>
                     </a:xfrm>
                     <a:prstGeom prst="rect"/>
                   </pic:spPr>
@@ -4170,7 +4170,7 @@
       <w:r>
         <w:drawing>
           <wp:inline xmlns:a="http://schemas.openxmlformats.org/drawingml/2006/main" xmlns:pic="http://schemas.openxmlformats.org/drawingml/2006/picture">
-            <wp:extent cx="5303520" cy="1721515"/>
+            <wp:extent cx="5303520" cy="1748511"/>
             <wp:docPr id="2" name="Picture 2"/>
             <wp:cNvGraphicFramePr>
               <a:graphicFrameLocks noChangeAspect="1"/>
@@ -4191,7 +4191,7 @@
                   <pic:spPr>
                     <a:xfrm>
                       <a:off x="0" y="0"/>
-                      <a:ext cx="5303520" cy="1721515"/>
+                      <a:ext cx="5303520" cy="1748511"/>
                     </a:xfrm>
                     <a:prstGeom prst="rect"/>
                   </pic:spPr>
@@ -4806,7 +4806,7 @@
       <w:r>
         <w:drawing>
           <wp:inline xmlns:a="http://schemas.openxmlformats.org/drawingml/2006/main" xmlns:pic="http://schemas.openxmlformats.org/drawingml/2006/picture">
-            <wp:extent cx="5303520" cy="2608642"/>
+            <wp:extent cx="5303520" cy="2633029"/>
             <wp:docPr id="3" name="Picture 3"/>
             <wp:cNvGraphicFramePr>
               <a:graphicFrameLocks noChangeAspect="1"/>
@@ -4827,7 +4827,7 @@
                   <pic:spPr>
                     <a:xfrm>
                       <a:off x="0" y="0"/>
-                      <a:ext cx="5303520" cy="2608642"/>
+                      <a:ext cx="5303520" cy="2633029"/>
                     </a:xfrm>
                     <a:prstGeom prst="rect"/>
                   </pic:spPr>
@@ -4929,7 +4929,7 @@
       <w:r>
         <w:drawing>
           <wp:inline xmlns:a="http://schemas.openxmlformats.org/drawingml/2006/main" xmlns:pic="http://schemas.openxmlformats.org/drawingml/2006/picture">
-            <wp:extent cx="5303520" cy="1854699"/>
+            <wp:extent cx="5303520" cy="1872055"/>
             <wp:docPr id="4" name="Picture 4"/>
             <wp:cNvGraphicFramePr>
               <a:graphicFrameLocks noChangeAspect="1"/>
@@ -4950,7 +4950,7 @@
                   <pic:spPr>
                     <a:xfrm>
                       <a:off x="0" y="0"/>
-                      <a:ext cx="5303520" cy="1854699"/>
+                      <a:ext cx="5303520" cy="1872055"/>
                     </a:xfrm>
                     <a:prstGeom prst="rect"/>
                   </pic:spPr>
@@ -5407,7 +5407,7 @@
       <w:r>
         <w:drawing>
           <wp:inline xmlns:a="http://schemas.openxmlformats.org/drawingml/2006/main" xmlns:pic="http://schemas.openxmlformats.org/drawingml/2006/picture">
-            <wp:extent cx="5303520" cy="3147618"/>
+            <wp:extent cx="5303520" cy="3173549"/>
             <wp:docPr id="5" name="Picture 5"/>
             <wp:cNvGraphicFramePr>
               <a:graphicFrameLocks noChangeAspect="1"/>
@@ -5428,7 +5428,7 @@
                   <pic:spPr>
                     <a:xfrm>
                       <a:off x="0" y="0"/>
-                      <a:ext cx="5303520" cy="3147618"/>
+                      <a:ext cx="5303520" cy="3173549"/>
                     </a:xfrm>
                     <a:prstGeom prst="rect"/>
                   </pic:spPr>
@@ -5460,7 +5460,7 @@
       <w:r>
         <w:drawing>
           <wp:inline xmlns:a="http://schemas.openxmlformats.org/drawingml/2006/main" xmlns:pic="http://schemas.openxmlformats.org/drawingml/2006/picture">
-            <wp:extent cx="5303520" cy="1720061"/>
+            <wp:extent cx="5303520" cy="1748511"/>
             <wp:docPr id="6" name="Picture 6"/>
             <wp:cNvGraphicFramePr>
               <a:graphicFrameLocks noChangeAspect="1"/>
@@ -5481,7 +5481,7 @@
                   <pic:spPr>
                     <a:xfrm>
                       <a:off x="0" y="0"/>
-                      <a:ext cx="5303520" cy="1720061"/>
+                      <a:ext cx="5303520" cy="1748511"/>
                     </a:xfrm>
                     <a:prstGeom prst="rect"/>
                   </pic:spPr>
@@ -5916,7 +5916,7 @@
               <w:rPr>
                 <w:sz w:val="20"/>
               </w:rPr>
-              <w:t>4.16 percentage points</w:t>
+              <w:t>4.16 percentage points  (risk constraint not binding)</w:t>
             </w:r>
           </w:p>
         </w:tc>
@@ -5980,7 +5980,7 @@
       <w:r>
         <w:drawing>
           <wp:inline xmlns:a="http://schemas.openxmlformats.org/drawingml/2006/main" xmlns:pic="http://schemas.openxmlformats.org/drawingml/2006/picture">
-            <wp:extent cx="5303520" cy="1717031"/>
+            <wp:extent cx="5303520" cy="1741122"/>
             <wp:docPr id="7" name="Picture 7"/>
             <wp:cNvGraphicFramePr>
               <a:graphicFrameLocks noChangeAspect="1"/>
@@ -6001,7 +6001,7 @@
                   <pic:spPr>
                     <a:xfrm>
                       <a:off x="0" y="0"/>
-                      <a:ext cx="5303520" cy="1717031"/>
+                      <a:ext cx="5303520" cy="1741122"/>
                     </a:xfrm>
                     <a:prstGeom prst="rect"/>
                   </pic:spPr>
@@ -6033,7 +6033,7 @@
       <w:r>
         <w:drawing>
           <wp:inline xmlns:a="http://schemas.openxmlformats.org/drawingml/2006/main" xmlns:pic="http://schemas.openxmlformats.org/drawingml/2006/picture">
-            <wp:extent cx="5303520" cy="2611296"/>
+            <wp:extent cx="5303520" cy="2641046"/>
             <wp:docPr id="8" name="Picture 8"/>
             <wp:cNvGraphicFramePr>
               <a:graphicFrameLocks noChangeAspect="1"/>
@@ -6054,7 +6054,7 @@
                   <pic:spPr>
                     <a:xfrm>
                       <a:off x="0" y="0"/>
-                      <a:ext cx="5303520" cy="2611296"/>
+                      <a:ext cx="5303520" cy="2641046"/>
                     </a:xfrm>
                     <a:prstGeom prst="rect"/>
                   </pic:spPr>
@@ -6273,7 +6273,7 @@
               <w:rPr>
                 <w:sz w:val="20"/>
               </w:rPr>
-              <w:t>4,181</w:t>
+              <w:t>4,093</w:t>
             </w:r>
           </w:p>
         </w:tc>
@@ -6290,7 +6290,7 @@
               <w:rPr>
                 <w:sz w:val="20"/>
               </w:rPr>
-              <w:t>4,181</w:t>
+              <w:t>4,093</w:t>
             </w:r>
           </w:p>
         </w:tc>
@@ -6324,7 +6324,7 @@
               <w:rPr>
                 <w:sz w:val="20"/>
               </w:rPr>
-              <w:t>45</w:t>
+              <w:t>90</w:t>
             </w:r>
           </w:p>
         </w:tc>
@@ -6341,7 +6341,7 @@
               <w:rPr>
                 <w:sz w:val="20"/>
               </w:rPr>
-              <w:t>0.6%</w:t>
+              <w:t>0.2%</w:t>
             </w:r>
           </w:p>
         </w:tc>
@@ -6377,7 +6377,7 @@
               <w:rPr>
                 <w:sz w:val="20"/>
               </w:rPr>
-              <w:t>7,607</w:t>
+              <w:t>7,643</w:t>
             </w:r>
           </w:p>
         </w:tc>
@@ -6394,7 +6394,7 @@
               <w:rPr>
                 <w:sz w:val="20"/>
               </w:rPr>
-              <w:t>7,607</w:t>
+              <w:t>7,643</w:t>
             </w:r>
           </w:p>
         </w:tc>
@@ -6428,7 +6428,7 @@
               <w:rPr>
                 <w:sz w:val="20"/>
               </w:rPr>
-              <w:t>60</w:t>
+              <w:t>75</w:t>
             </w:r>
           </w:p>
         </w:tc>
@@ -6445,7 +6445,7 @@
               <w:rPr>
                 <w:sz w:val="20"/>
               </w:rPr>
-              <w:t>1.8%</w:t>
+              <w:t>0.5%</w:t>
             </w:r>
           </w:p>
         </w:tc>
@@ -6481,7 +6481,7 @@
               <w:rPr>
                 <w:sz w:val="20"/>
               </w:rPr>
-              <w:t>7,929</w:t>
+              <w:t>8,004</w:t>
             </w:r>
           </w:p>
         </w:tc>
@@ -6498,7 +6498,7 @@
               <w:rPr>
                 <w:sz w:val="20"/>
               </w:rPr>
-              <w:t>7,864</w:t>
+              <w:t>7,941</w:t>
             </w:r>
           </w:p>
         </w:tc>
@@ -6532,7 +6532,7 @@
               <w:rPr>
                 <w:sz w:val="20"/>
               </w:rPr>
-              <w:t>75</w:t>
+              <w:t>60</w:t>
             </w:r>
           </w:p>
         </w:tc>
@@ -6549,7 +6549,7 @@
               <w:rPr>
                 <w:sz w:val="20"/>
               </w:rPr>
-              <w:t>4.8%</w:t>
+              <w:t>1.1%</w:t>
             </w:r>
           </w:p>
         </w:tc>
@@ -6585,7 +6585,7 @@
               <w:rPr>
                 <w:sz w:val="20"/>
               </w:rPr>
-              <w:t>5,351</w:t>
+              <w:t>5,328</w:t>
             </w:r>
           </w:p>
         </w:tc>
@@ -6602,7 +6602,7 @@
               <w:rPr>
                 <w:sz w:val="20"/>
               </w:rPr>
-              <w:t>3,219</w:t>
+              <w:t>3,210</w:t>
             </w:r>
           </w:p>
         </w:tc>
@@ -6636,7 +6636,7 @@
               <w:rPr>
                 <w:sz w:val="20"/>
               </w:rPr>
-              <w:t>90</w:t>
+              <w:t>46</w:t>
             </w:r>
           </w:p>
         </w:tc>
@@ -6653,7 +6653,7 @@
               <w:rPr>
                 <w:sz w:val="20"/>
               </w:rPr>
-              <w:t>5.3%</w:t>
+              <w:t>2.1%</w:t>
             </w:r>
           </w:p>
         </w:tc>
@@ -6810,7 +6810,7 @@
               <w:rPr>
                 <w:sz w:val="20"/>
               </w:rPr>
-              <w:t>22,871</w:t>
+              <w:t>22,887</w:t>
             </w:r>
           </w:p>
         </w:tc>
@@ -6827,7 +6827,7 @@
               <w:rPr>
                 <w:sz w:val="20"/>
               </w:rPr>
-              <w:t>91.2%*</w:t>
+              <w:t>91.3%*</w:t>
             </w:r>
           </w:p>
         </w:tc>
@@ -6844,7 +6844,7 @@
               <w:rPr>
                 <w:sz w:val="20"/>
               </w:rPr>
-              <w:t>68.6</w:t>
+              <w:t>68.5</w:t>
             </w:r>
           </w:p>
         </w:tc>
@@ -6879,7 +6879,7 @@
           <w:i/>
           <w:sz w:val="19"/>
         </w:rPr>
-        <w:t>* 94.7% of eligible accounts; 79.1% of all 30,000 accounts.</w:t>
+        <w:t>* 91.3% of eligible accounts; 76.3% of all 30,000 accounts.</w:t>
       </w:r>
     </w:p>
     <w:p>
@@ -7037,7 +7037,7 @@
               <w:rPr>
                 <w:sz w:val="20"/>
               </w:rPr>
-              <w:t>163,383</w:t>
+              <w:t>159,945</w:t>
             </w:r>
           </w:p>
         </w:tc>
@@ -7054,7 +7054,7 @@
               <w:rPr>
                 <w:sz w:val="20"/>
               </w:rPr>
-              <w:t>14,886</w:t>
+              <w:t>14,499</w:t>
             </w:r>
           </w:p>
         </w:tc>
@@ -7071,7 +7071,7 @@
               <w:rPr>
                 <w:sz w:val="20"/>
               </w:rPr>
-              <w:t>148,497</w:t>
+              <w:t>145,446</w:t>
             </w:r>
           </w:p>
         </w:tc>
@@ -7088,7 +7088,7 @@
               <w:rPr>
                 <w:sz w:val="20"/>
               </w:rPr>
-              <w:t>1.74%</w:t>
+              <w:t>1.29%</w:t>
             </w:r>
           </w:p>
         </w:tc>
@@ -7124,7 +7124,7 @@
               <w:rPr>
                 <w:sz w:val="20"/>
               </w:rPr>
-              <w:t>298,417</w:t>
+              <w:t>299,832</w:t>
             </w:r>
           </w:p>
         </w:tc>
@@ -7141,7 +7141,7 @@
               <w:rPr>
                 <w:sz w:val="20"/>
               </w:rPr>
-              <w:t>63,953</w:t>
+              <w:t>64,241</w:t>
             </w:r>
           </w:p>
         </w:tc>
@@ -7158,7 +7158,7 @@
               <w:rPr>
                 <w:sz w:val="20"/>
               </w:rPr>
-              <w:t>234,464</w:t>
+              <w:t>235,592</w:t>
             </w:r>
           </w:p>
         </w:tc>
@@ -7175,7 +7175,7 @@
               <w:rPr>
                 <w:sz w:val="20"/>
               </w:rPr>
-              <w:t>1.53%</w:t>
+              <w:t>1.13%</w:t>
             </w:r>
           </w:p>
         </w:tc>
@@ -7211,7 +7211,7 @@
               <w:rPr>
                 <w:sz w:val="20"/>
               </w:rPr>
-              <w:t>309,695</w:t>
+              <w:t>312,732</w:t>
             </w:r>
           </w:p>
         </w:tc>
@@ -7228,7 +7228,7 @@
               <w:rPr>
                 <w:sz w:val="20"/>
               </w:rPr>
-              <w:t>144,924</w:t>
+              <w:t>146,202</w:t>
             </w:r>
           </w:p>
         </w:tc>
@@ -7245,7 +7245,7 @@
               <w:rPr>
                 <w:sz w:val="20"/>
               </w:rPr>
-              <w:t>164,772</w:t>
+              <w:t>166,530</w:t>
             </w:r>
           </w:p>
         </w:tc>
@@ -7262,7 +7262,7 @@
               <w:rPr>
                 <w:sz w:val="20"/>
               </w:rPr>
-              <w:t>1.25%</w:t>
+              <w:t>0.77%</w:t>
             </w:r>
           </w:p>
         </w:tc>
@@ -7298,7 +7298,7 @@
               <w:rPr>
                 <w:sz w:val="20"/>
               </w:rPr>
-              <w:t>127,218</w:t>
+              <w:t>126,864</w:t>
             </w:r>
           </w:p>
         </w:tc>
@@ -7315,7 +7315,7 @@
               <w:rPr>
                 <w:sz w:val="20"/>
               </w:rPr>
-              <w:t>73,750</w:t>
+              <w:t>73,544</w:t>
             </w:r>
           </w:p>
         </w:tc>
@@ -7332,7 +7332,7 @@
               <w:rPr>
                 <w:sz w:val="20"/>
               </w:rPr>
-              <w:t>53,468</w:t>
+              <w:t>53,320</w:t>
             </w:r>
           </w:p>
         </w:tc>
@@ -7349,7 +7349,7 @@
               <w:rPr>
                 <w:sz w:val="20"/>
               </w:rPr>
-              <w:t>0.61%</w:t>
+              <w:t>0.88%</w:t>
             </w:r>
           </w:p>
         </w:tc>
@@ -7385,7 +7385,7 @@
               <w:rPr>
                 <w:sz w:val="20"/>
               </w:rPr>
-              <w:t>898,713</w:t>
+              <w:t>899,373</w:t>
             </w:r>
           </w:p>
         </w:tc>
@@ -7402,7 +7402,7 @@
               <w:rPr>
                 <w:sz w:val="20"/>
               </w:rPr>
-              <w:t>297,513</w:t>
+              <w:t>298,485</w:t>
             </w:r>
           </w:p>
         </w:tc>
@@ -7419,7 +7419,7 @@
               <w:rPr>
                 <w:sz w:val="20"/>
               </w:rPr>
-              <w:t>601,200</w:t>
+              <w:t>600,888</w:t>
             </w:r>
           </w:p>
         </w:tc>
@@ -7478,7 +7478,7 @@
       <w:r>
         <w:drawing>
           <wp:inline xmlns:a="http://schemas.openxmlformats.org/drawingml/2006/main" xmlns:pic="http://schemas.openxmlformats.org/drawingml/2006/picture">
-            <wp:extent cx="5303520" cy="2608642"/>
+            <wp:extent cx="5303520" cy="2633029"/>
             <wp:docPr id="9" name="Picture 9"/>
             <wp:cNvGraphicFramePr>
               <a:graphicFrameLocks noChangeAspect="1"/>
@@ -7499,7 +7499,7 @@
                   <pic:spPr>
                     <a:xfrm>
                       <a:off x="0" y="0"/>
-                      <a:ext cx="5303520" cy="2608642"/>
+                      <a:ext cx="5303520" cy="2633029"/>
                     </a:xfrm>
                     <a:prstGeom prst="rect"/>
                   </pic:spPr>
@@ -7945,7 +7945,7 @@
       <w:r>
         <w:drawing>
           <wp:inline xmlns:a="http://schemas.openxmlformats.org/drawingml/2006/main" xmlns:pic="http://schemas.openxmlformats.org/drawingml/2006/picture">
-            <wp:extent cx="5303520" cy="1717031"/>
+            <wp:extent cx="5303520" cy="1742585"/>
             <wp:docPr id="10" name="Picture 10"/>
             <wp:cNvGraphicFramePr>
               <a:graphicFrameLocks noChangeAspect="1"/>
@@ -7966,7 +7966,7 @@
                   <pic:spPr>
                     <a:xfrm>
                       <a:off x="0" y="0"/>
-                      <a:ext cx="5303520" cy="1717031"/>
+                      <a:ext cx="5303520" cy="1742585"/>
                     </a:xfrm>
                     <a:prstGeom prst="rect"/>
                   </pic:spPr>
@@ -8600,7 +8600,7 @@
               <w:rPr>
                 <w:sz w:val="20"/>
               </w:rPr>
-              <w:t>24,486</w:t>
+              <w:t>23,645</w:t>
             </w:r>
           </w:p>
         </w:tc>
@@ -8617,7 +8617,7 @@
               <w:rPr>
                 <w:sz w:val="20"/>
               </w:rPr>
-              <w:t>986,241</w:t>
+              <w:t>910,574</w:t>
             </w:r>
           </w:p>
         </w:tc>
@@ -8634,7 +8634,7 @@
               <w:rPr>
                 <w:sz w:val="20"/>
               </w:rPr>
-              <w:t>288,241</w:t>
+              <w:t>262,527</w:t>
             </w:r>
           </w:p>
         </w:tc>
@@ -8651,7 +8651,7 @@
               <w:rPr>
                 <w:sz w:val="20"/>
               </w:rPr>
-              <w:t>698,000</w:t>
+              <w:t>648,048</w:t>
             </w:r>
           </w:p>
         </w:tc>
@@ -8668,7 +8668,7 @@
               <w:rPr>
                 <w:sz w:val="20"/>
               </w:rPr>
-              <w:t>0.76%</w:t>
+              <w:t>0.72%</w:t>
             </w:r>
           </w:p>
         </w:tc>
@@ -8704,7 +8704,7 @@
               <w:rPr>
                 <w:sz w:val="20"/>
               </w:rPr>
-              <w:t>23,740</w:t>
+              <w:t>22,887</w:t>
             </w:r>
           </w:p>
         </w:tc>
@@ -8721,7 +8721,7 @@
               <w:rPr>
                 <w:sz w:val="20"/>
               </w:rPr>
-              <w:t>933,058</w:t>
+              <w:t>899,373</w:t>
             </w:r>
           </w:p>
         </w:tc>
@@ -8738,7 +8738,7 @@
               <w:rPr>
                 <w:sz w:val="20"/>
               </w:rPr>
-              <w:t>278,862</w:t>
+              <w:t>298,485</w:t>
             </w:r>
           </w:p>
         </w:tc>
@@ -8755,7 +8755,7 @@
               <w:rPr>
                 <w:sz w:val="20"/>
               </w:rPr>
-              <w:t>654,196</w:t>
+              <w:t>600,888</w:t>
             </w:r>
           </w:p>
         </w:tc>
@@ -8772,7 +8772,7 @@
               <w:rPr>
                 <w:sz w:val="20"/>
               </w:rPr>
-              <w:t>0.90%</w:t>
+              <w:t>0.84%</w:t>
             </w:r>
           </w:p>
         </w:tc>
@@ -8808,7 +8808,7 @@
               <w:rPr>
                 <w:sz w:val="20"/>
               </w:rPr>
-              <w:t>22,670</w:t>
+              <w:t>21,469</w:t>
             </w:r>
           </w:p>
         </w:tc>
@@ -8825,7 +8825,7 @@
               <w:rPr>
                 <w:sz w:val="20"/>
               </w:rPr>
-              <w:t>854,113</w:t>
+              <w:t>843,425</w:t>
             </w:r>
           </w:p>
         </w:tc>
@@ -8842,7 +8842,7 @@
               <w:rPr>
                 <w:sz w:val="20"/>
               </w:rPr>
-              <w:t>265,113</w:t>
+              <w:t>311,018</w:t>
             </w:r>
           </w:p>
         </w:tc>
@@ -8859,7 +8859,7 @@
               <w:rPr>
                 <w:sz w:val="20"/>
               </w:rPr>
-              <w:t>589,000</w:t>
+              <w:t>532,407</w:t>
             </w:r>
           </w:p>
         </w:tc>
@@ -8876,7 +8876,7 @@
               <w:rPr>
                 <w:sz w:val="20"/>
               </w:rPr>
-              <w:t>1.12%</w:t>
+              <w:t>1.04%</w:t>
             </w:r>
           </w:p>
         </w:tc>
@@ -8907,7 +8907,7 @@
         <w:rPr>
           <w:sz w:val="21"/>
         </w:rPr>
-        <w:t>Extensions granted range from 22,670 to 24,486 — a 7.9% swing across the scenario range</w:t>
+        <w:t>Extensions granted range from 21,469 to 23,645 — a 10.0% swing across the scenario range</w:t>
       </w:r>
     </w:p>
     <w:p>
@@ -8920,7 +8920,7 @@
         <w:rPr>
           <w:sz w:val="21"/>
         </w:rPr>
-        <w:t>Net profit is resilient: even the adverse scenario delivers $589K (vs $654K baseline), a 10% reduction</w:t>
+        <w:t>Net profit is resilient: even the adverse scenario delivers $532K (vs $601K baseline), an 11.4% reduction</w:t>
       </w:r>
     </w:p>
     <w:p>
@@ -8933,7 +8933,7 @@
         <w:rPr>
           <w:sz w:val="21"/>
         </w:rPr>
-        <w:t>Portfolio risk rises to 1.12% under adverse but remains far below the 4.5% cap — the risk constraint never binds even under stress</w:t>
+        <w:t>Portfolio risk rises to 1.04% under adverse but remains far below the 4.5% cap — the risk constraint never binds even under stress</w:t>
       </w:r>
     </w:p>
     <w:p>
@@ -8946,7 +8946,7 @@
         <w:rPr>
           <w:sz w:val="21"/>
         </w:rPr>
-        <w:t>The optimistic scenario does not add many customers (+746 vs baseline) because all Excellent/Good/Fair customers are already fully approved at baseline; the marginal gains are from additional Poor customers crossing the breakeven threshold</w:t>
+        <w:t>The optimistic scenario adds 758 customers vs baseline (+3.3%), primarily Poor customers who cross the breakeven threshold with lower default risk</w:t>
       </w:r>
     </w:p>
     <w:p>
@@ -8956,7 +8956,7 @@
       <w:r>
         <w:drawing>
           <wp:inline xmlns:a="http://schemas.openxmlformats.org/drawingml/2006/main" xmlns:pic="http://schemas.openxmlformats.org/drawingml/2006/picture">
-            <wp:extent cx="5303520" cy="1717031"/>
+            <wp:extent cx="5303520" cy="1741122"/>
             <wp:docPr id="11" name="Picture 11"/>
             <wp:cNvGraphicFramePr>
               <a:graphicFrameLocks noChangeAspect="1"/>
@@ -8977,7 +8977,7 @@
                   <pic:spPr>
                     <a:xfrm>
                       <a:off x="0" y="0"/>
-                      <a:ext cx="5303520" cy="1717031"/>
+                      <a:ext cx="5303520" cy="1741122"/>
                     </a:xfrm>
                     <a:prstGeom prst="rect"/>
                   </pic:spPr>
@@ -9009,7 +9009,7 @@
       <w:r>
         <w:drawing>
           <wp:inline xmlns:a="http://schemas.openxmlformats.org/drawingml/2006/main" xmlns:pic="http://schemas.openxmlformats.org/drawingml/2006/picture">
-            <wp:extent cx="5303520" cy="1758310"/>
+            <wp:extent cx="5303520" cy="1760726"/>
             <wp:docPr id="12" name="Picture 12"/>
             <wp:cNvGraphicFramePr>
               <a:graphicFrameLocks noChangeAspect="1"/>
@@ -9030,7 +9030,7 @@
                   <pic:spPr>
                     <a:xfrm>
                       <a:off x="0" y="0"/>
-                      <a:ext cx="5303520" cy="1758310"/>
+                      <a:ext cx="5303520" cy="1760726"/>
                     </a:xfrm>
                     <a:prstGeom prst="rect"/>
                   </pic:spPr>
@@ -9201,7 +9201,7 @@
         <w:rPr>
           <w:sz w:val="21"/>
         </w:rPr>
-        <w:t>The Markov feedback loop captures this: when a customer successfully completes an extension, the transition probability toward better states increases (e.g., Fair→Good probability increases from 0.15 to 0.22). This is because completing a term extension signals repayment discipline — the model treats it as a positive credit event. Over five LP-Markov iterations, the Poor steady-state population falls from 21.0% to 16.7%, while Excellent rises from 19.2% to 22.8%. This long-run portfolio quality improvement is worth approximately $45K–$80K in reduced future credit losses, which is not counted in the single-period $654K profit figure.</w:t>
+        <w:t>The Markov feedback loop captures this: when a customer successfully completes an extension, the transition probability toward better states increases (e.g., Fair→Good probability increases from 0.15 to 0.22). This is because completing a term extension signals repayment discipline — the model treats it as a positive credit event. Over five LP-Markov iterations, the Poor steady-state population falls from 21.0% to 16.7%, while Excellent rises from 19.2% to 22.8%. This long-run portfolio quality improvement is worth approximately $45K–$80K in reduced future credit losses, which is not counted in the single-period $601K profit figure.</w:t>
       </w:r>
     </w:p>
     <w:p>
@@ -9287,7 +9287,7 @@
         <w:rPr>
           <w:sz w:val="21"/>
         </w:rPr>
-        <w:t>Phase 3 (Month 5+): Include Poor-state approved customers (4,026 accounts) after Phase 2 validation. Set a 30-day monitoring window before each Poor-state cohort is extended.</w:t>
+        <w:t>Phase 3 (Month 5+): Include Poor-state approved customers (3,210 accounts) after Phase 2 validation. Set a 30-day monitoring window before each Poor-state cohort is extended.</w:t>
       </w:r>
     </w:p>
     <w:p>
@@ -10117,7 +10117,7 @@
         <w:rPr>
           <w:sz w:val="21"/>
         </w:rPr>
-        <w:t>For term extensions, the optimal strategy is a binary grant/deny decision driven by an uptake-weighted profitability threshold rather than a continuous dollar-amount decision. The LP maximises Σ (profitability_score × uptake_probability) × x_i subject to a 5% portfolio default risk cap. Under baseline parameters, the optimal policy grants 23,740 extensions (79.1% of portfolio), delivering $654,196 net profit at 0.90% portfolio default risk.</w:t>
+        <w:t>For term extensions, the optimal strategy is a binary grant/deny decision driven by an uptake-weighted profitability threshold rather than a continuous dollar-amount decision. The LP maximises Σ (profitability_score × uptake_probability) × x_i subject to a 5% portfolio default risk cap. Under baseline parameters, the optimal policy grants 22,887 extensions (76.3% of portfolio), delivering $600,888 net profit at 0.84% portfolio default risk.</w:t>
       </w:r>
     </w:p>
     <w:p>
@@ -10419,7 +10419,7 @@
         <w:rPr>
           <w:sz w:val="21"/>
         </w:rPr>
-        <w:t>Optimistic (GDP 3.5%, unemployment 3.5%): 24,486 grants / $698K profit / 0.76% risk. Baseline (GDP 2.5%, unemployment 4.0%): 23,740 grants / $654K profit / 0.90% risk. Adverse (GDP 0.5%, unemployment 5.5%): 22,670 grants / $589K profit / 1.12% risk. The profit swing is $109K (16.7% of baseline) and the grant count swing is 1,816 accounts (7.6%) — the model is moderately sensitive to macro conditions but not catastrophically so because Fair/Excellent customers remain profitable even under stress.</w:t>
+        <w:t>Optimistic (GDP 3.5%, unemployment 3.5%): 23,645 grants / $648K profit / 0.72% risk. Baseline (GDP 2.5%, unemployment 4.0%): 22,887 grants / $601K profit / 0.84% risk. Adverse (GDP 0.5%, unemployment 5.5%): 21,469 grants / $532K profit / 1.04% risk. The profit swing is $109K (16.7% of baseline) and the grant count swing is 1,816 accounts (7.6%) — the model is moderately sensitive to macro conditions but not catastrophically so because Fair/Excellent customers remain profitable even under stress.</w:t>
       </w:r>
     </w:p>
     <w:p>
